--- a/RFI-Docs/Issue Brief VHA Maternity Health and Infertility Research 052125.docx
+++ b/RFI-Docs/Issue Brief VHA Maternity Health and Infertility Research 052125.docx
@@ -4,108 +4,144 @@
   <w:body>
     <w:p>
       <w:pPr>
-        <w:rPr>
-          <w:rFonts w:ascii="Arial" w:hAnsi="Arial" w:cs="Arial"/>
-          <w:sz w:val="24"/>
-          <w:szCs w:val="24"/>
-        </w:rPr>
-      </w:pPr>
-      <w:r>
-        <w:rPr>
-          <w:rFonts w:ascii="Arial" w:hAnsi="Arial" w:cs="Arial"/>
-          <w:b/>
-          <w:bCs/>
-          <w:sz w:val="24"/>
-          <w:szCs w:val="24"/>
-        </w:rPr>
-        <w:t>Title:</w:t>
-      </w:r>
-      <w:r>
-        <w:rPr>
-          <w:rFonts w:ascii="Arial" w:hAnsi="Arial" w:cs="Arial"/>
-          <w:sz w:val="24"/>
-          <w:szCs w:val="24"/>
-        </w:rPr>
-        <w:t xml:space="preserve"> </w:t>
-      </w:r>
-      <w:r>
-        <w:rPr>
-          <w:rFonts w:ascii="Arial" w:hAnsi="Arial" w:cs="Arial"/>
-          <w:sz w:val="24"/>
-          <w:szCs w:val="24"/>
-        </w:rPr>
-        <w:t xml:space="preserve"> </w:t>
-      </w:r>
-      <w:r>
-        <w:rPr>
-          <w:rFonts w:ascii="Arial" w:hAnsi="Arial" w:cs="Arial"/>
-          <w:sz w:val="24"/>
-          <w:szCs w:val="24"/>
-        </w:rPr>
-        <w:t>VA Maternal Health and Infertility Research</w:t>
-      </w:r>
-    </w:p>
-    <w:p>
-      <w:pPr>
-        <w:rPr>
-          <w:rFonts w:ascii="Arial" w:hAnsi="Arial" w:cs="Arial"/>
-          <w:sz w:val="24"/>
-          <w:szCs w:val="24"/>
-        </w:rPr>
-      </w:pPr>
-      <w:r>
-        <w:rPr>
-          <w:rFonts w:ascii="Arial" w:hAnsi="Arial" w:cs="Arial"/>
-          <w:b/>
-          <w:bCs/>
-          <w:sz w:val="24"/>
-          <w:szCs w:val="24"/>
-        </w:rPr>
-        <w:t>Information or Decisional Briefing:</w:t>
-      </w:r>
-      <w:r>
-        <w:rPr>
-          <w:rFonts w:ascii="Arial" w:hAnsi="Arial" w:cs="Arial"/>
-          <w:sz w:val="24"/>
-          <w:szCs w:val="24"/>
-        </w:rPr>
-        <w:t xml:space="preserve">  </w:t>
-      </w:r>
-      <w:r>
-        <w:rPr>
-          <w:rFonts w:ascii="Arial" w:hAnsi="Arial" w:cs="Arial"/>
-          <w:sz w:val="24"/>
-          <w:szCs w:val="24"/>
-        </w:rPr>
-        <w:t xml:space="preserve"> </w:t>
-      </w:r>
-      <w:r>
-        <w:rPr>
-          <w:rFonts w:ascii="Arial" w:hAnsi="Arial" w:cs="Arial"/>
-          <w:sz w:val="24"/>
-          <w:szCs w:val="24"/>
-        </w:rPr>
-        <w:t>Informational</w:t>
-      </w:r>
-      <w:r>
-        <w:rPr>
-          <w:rFonts w:ascii="Arial" w:hAnsi="Arial" w:cs="Arial"/>
-          <w:sz w:val="24"/>
-          <w:szCs w:val="24"/>
-        </w:rPr>
-        <w:t xml:space="preserve"> – </w:t>
-      </w:r>
-      <w:r>
-        <w:rPr>
-          <w:rFonts w:ascii="Arial" w:hAnsi="Arial" w:cs="Arial"/>
-          <w:b/>
-          <w:bCs/>
-          <w:color w:val="FF0000"/>
-          <w:sz w:val="24"/>
-          <w:szCs w:val="24"/>
-        </w:rPr>
-        <w:t>PRE-DECISIONAL</w:t>
-      </w:r>
+        <w:jc w:val="left"/>
+      </w:pPr>
+      <w:r>
+        <w:rPr>
+          <w:color w:val="646464"/>
+          <w:sz w:val="18"/>
+        </w:rPr>
+        <w:t>Document: Issue Brief VHA Maternity Health and Infertility Research 052125.docx</w:t>
+      </w:r>
+    </w:p>
+    <w:p>
+      <w:pPr>
+        <w:jc w:val="left"/>
+      </w:pPr>
+      <w:r>
+        <w:rPr>
+          <w:color w:val="646464"/>
+          <w:sz w:val="18"/>
+        </w:rPr>
+        <w:t>Title: VA Maternal Health and Infertility Research</w:t>
+      </w:r>
+    </w:p>
+    <w:p>
+      <w:pPr>
+        <w:jc w:val="left"/>
+      </w:pPr>
+      <w:r>
+        <w:rPr>
+          <w:color w:val="646464"/>
+          <w:sz w:val="18"/>
+        </w:rPr>
+        <w:t>Topic: Women’s Health – Maternity and Infertility | Type: Briefing Papers and Congressional Responses</w:t>
+      </w:r>
+    </w:p>
+    <w:p>
+      <w:pPr>
+        <w:jc w:val="left"/>
+      </w:pPr>
+      <w:r>
+        <w:rPr>
+          <w:color w:val="646464"/>
+          <w:sz w:val="18"/>
+        </w:rPr>
+        <w:t>Created: 2025-05-23 | By: Bartlinski, David</w:t>
+      </w:r>
+    </w:p>
+    <w:p>
+      <w:pPr>
+        <w:jc w:val="left"/>
+      </w:pPr>
+      <w:r>
+        <w:rPr>
+          <w:color w:val="646464"/>
+          <w:sz w:val="18"/>
+        </w:rPr>
+        <w:t>Modified: 2025-06-06 | By: Bartlinski, David</w:t>
+      </w:r>
+    </w:p>
+    <w:p>
+      <w:pPr>
+        <w:jc w:val="left"/>
+      </w:pPr>
+      <w:r>
+        <w:rPr>
+          <w:color w:val="C8C8C8"/>
+          <w:sz w:val="16"/>
+        </w:rPr>
+        <w:t>────────────────────────────────────────────────────────────────────────────────</w:t>
+      </w:r>
+    </w:p>
+    <w:p>
+      <w:pPr>
+        <w:jc w:val="left"/>
+      </w:pPr>
+      <w:r/>
+    </w:p>
+    <w:p>
+      <w:pPr>
+        <w:jc w:val="left"/>
+      </w:pPr>
+      <w:r>
+        <w:rPr>
+          <w:color w:val="646464"/>
+          <w:sz w:val="18"/>
+        </w:rPr>
+        <w:t>Topic: Women’s Health – Maternity and Infertility | Type: Briefing Papers and Congressional Responses</w:t>
+      </w:r>
+    </w:p>
+    <w:p>
+      <w:pPr>
+        <w:jc w:val="left"/>
+      </w:pPr>
+      <w:r>
+        <w:rPr>
+          <w:color w:val="646464"/>
+          <w:sz w:val="18"/>
+        </w:rPr>
+        <w:t>Created: 2025-05-23 | By: Bartlinski, David</w:t>
+      </w:r>
+    </w:p>
+    <w:p>
+      <w:pPr>
+        <w:jc w:val="left"/>
+      </w:pPr>
+      <w:r>
+        <w:rPr>
+          <w:color w:val="646464"/>
+          <w:sz w:val="18"/>
+        </w:rPr>
+        <w:t>Modified: 2025-06-06 | By: Bartlinski, David</w:t>
+      </w:r>
+    </w:p>
+    <w:p>
+      <w:pPr>
+        <w:jc w:val="left"/>
+        <w:rPr>
+          <w:rFonts w:ascii="Arial" w:hAnsi="Arial" w:cs="Arial"/>
+          <w:sz w:val="24"/>
+          <w:szCs w:val="24"/>
+        </w:rPr>
+      </w:pPr>
+      <w:r>
+        <w:rPr>
+          <w:color w:val="C8C8C8"/>
+          <w:sz w:val="16"/>
+        </w:rPr>
+        <w:t>────────────────────────────────────────────────────────────────────────────────</w:t>
+      </w:r>
+    </w:p>
+    <w:p>
+      <w:pPr>
+        <w:rPr>
+          <w:rFonts w:ascii="Arial" w:hAnsi="Arial" w:cs="Arial"/>
+          <w:sz w:val="24"/>
+          <w:szCs w:val="24"/>
+        </w:rPr>
+      </w:pPr>
+      <w:r/>
     </w:p>
     <w:p>
       <w:pPr>
